--- a/courts/eighth-circuit/court-of-appeals/reply-brief/docx/reference.docx
+++ b/courts/eighth-circuit/court-of-appeals/reply-brief/docx/reference.docx
@@ -314,14 +314,9 @@
       </w:r>
     </w:p>
     <w:sectPr>
-      <w:footnotePr>
-        <w:numRestart w:val="eachSect"/>
-      </w:footnotePr>
-    </w:sectPr>
-    <w:sectPr>
-      <w:footerReference w:type="default" r:id="rId100"/>
+      <w:footerReference w:type="default" r:id="rIdFooter1"/>
       <w:pgSz w:w="12240" w:h="15840"/>
-      <w:pgMar w:top="1440" w:right="1440" w:bottom="1440" w:left="1440" w:header="720" w:footer="720" w:gutter="0"/>
+      <w:pgMar w:top="1440" w:right="1440" w:bottom="1440" w:left="1440" w:header="720" w:footer="432" w:gutter="0"/>
     </w:sectPr>
   </w:body>
 </w:document>
@@ -335,10 +330,7 @@
 <w:ftr xmlns:w="http://schemas.openxmlformats.org/wordprocessingml/2006/main" xmlns:r="http://schemas.openxmlformats.org/officeDocument/2006/relationships">
   <w:p>
     <w:pPr>
-      <w:pStyle w:val="Footer"/>
       <w:jc w:val="center"/>
-      <w:spacing w:after="0" w:line="240" w:lineRule="auto"/>
-      <w:ind w:firstLine="0"/>
     </w:pPr>
     <w:r>
       <w:fldChar w:fldCharType="begin"/>
@@ -518,15 +510,16 @@
   <w:docDefaults>
     <w:rPrDefault>
       <w:rPr>
-        <w:rFonts w:asciiTheme="minorHAnsi" w:eastAsiaTheme="minorEastAsia" w:hAnsiTheme="minorHAnsi" w:cstheme="minorBidi"/>
-        <w:sz w:val="24"/>
-        <w:szCs w:val="24"/>
+        <w:rFonts w:ascii="Gelasio" w:hAnsi="Gelasio" w:eastAsia="Gelasio" w:cs="Gelasio"/>
+        <w:sz w:val="28"/>
+        <w:szCs w:val="28"/>
         <w:lang w:val="en-US" w:eastAsia="zh-CN" w:bidi="ar-SA"/>
       </w:rPr>
     </w:rPrDefault>
     <w:pPrDefault>
       <w:pPr>
-        <w:spacing w:after="200"/>
+        <w:widowControl/>
+        <w:spacing w:after="0"/>
       </w:pPr>
     </w:pPrDefault>
   </w:docDefaults>
@@ -541,7 +534,8 @@
     <w:link w:val="BodyTextChar"/>
     <w:qFormat/>
     <w:pPr>
-      <w:spacing w:before="180" w:after="180"/>
+      <w:spacing w:before="0" w:after="0" w:line="560" w:lineRule="exact"/>
+      <w:ind w:firstLine="720"/>
     </w:pPr>
   </w:style>
   <w:style w:type="paragraph" w:customStyle="1" w:styleId="FirstParagraph">
@@ -702,14 +696,19 @@
     <w:pPr>
       <w:keepNext/>
       <w:keepLines/>
-      <w:spacing w:before="360" w:after="80"/>
+      <w:spacing w:before="240" w:after="120" w:line="340" w:lineRule="exact"/>
+      <w:ind w:firstLine="0"/>
+      <w:jc w:val="center"/>
       <w:outlineLvl w:val="0"/>
     </w:pPr>
     <w:rPr>
-      <w:rFonts w:asciiTheme="majorHAnsi" w:eastAsiaTheme="majorEastAsia" w:hAnsiTheme="majorHAnsi" w:cstheme="majorBidi"/>
-      <w:color w:val="0F4761" w:themeColor="accent1" w:themeShade="BF"/>
-      <w:sz w:val="40"/>
-      <w:szCs w:val="40"/>
+      <w:rFonts w:ascii="Gelasio" w:hAnsi="Gelasio" w:eastAsia="Gelasio" w:cs="Gelasio"/>
+      <w:b/>
+      <w:bCs/>
+      <w:caps/>
+      <w:color w:val="000000"/>
+      <w:sz w:val="28"/>
+      <w:szCs w:val="28"/>
     </w:rPr>
   </w:style>
   <w:style w:type="paragraph" w:styleId="Heading2">
@@ -725,14 +724,17 @@
     <w:pPr>
       <w:keepNext/>
       <w:keepLines/>
-      <w:spacing w:before="160" w:after="80"/>
+      <w:spacing w:before="240" w:after="120" w:line="340" w:lineRule="exact"/>
+      <w:ind w:firstLine="0"/>
       <w:outlineLvl w:val="1"/>
     </w:pPr>
     <w:rPr>
-      <w:rFonts w:asciiTheme="majorHAnsi" w:eastAsiaTheme="majorEastAsia" w:hAnsiTheme="majorHAnsi" w:cstheme="majorBidi"/>
-      <w:color w:val="0F4761" w:themeColor="accent1" w:themeShade="BF"/>
-      <w:sz w:val="32"/>
-      <w:szCs w:val="32"/>
+      <w:rFonts w:ascii="Gelasio" w:hAnsi="Gelasio" w:eastAsia="Gelasio" w:cs="Gelasio"/>
+      <w:b/>
+      <w:bCs/>
+      <w:color w:val="000000"/>
+      <w:sz w:val="28"/>
+      <w:szCs w:val="28"/>
     </w:rPr>
   </w:style>
   <w:style w:type="paragraph" w:styleId="Heading3">
@@ -748,12 +750,15 @@
     <w:pPr>
       <w:keepNext/>
       <w:keepLines/>
-      <w:spacing w:before="160" w:after="80"/>
+      <w:spacing w:before="240" w:after="120" w:line="340" w:lineRule="exact"/>
+      <w:ind w:firstLine="0"/>
       <w:outlineLvl w:val="2"/>
     </w:pPr>
     <w:rPr>
-      <w:rFonts w:eastAsiaTheme="majorEastAsia" w:cstheme="majorBidi"/>
-      <w:color w:val="0F4761" w:themeColor="accent1" w:themeShade="BF"/>
+      <w:rFonts w:ascii="Gelasio" w:hAnsi="Gelasio" w:eastAsia="Gelasio" w:cs="Gelasio"/>
+      <w:b/>
+      <w:bCs/>
+      <w:color w:val="000000"/>
       <w:sz w:val="28"/>
       <w:szCs w:val="28"/>
     </w:rPr>
@@ -771,14 +776,18 @@
     <w:pPr>
       <w:keepNext/>
       <w:keepLines/>
-      <w:spacing w:before="80" w:after="40"/>
+      <w:spacing w:before="240" w:after="120" w:line="340" w:lineRule="exact"/>
+      <w:ind w:firstLine="0"/>
       <w:outlineLvl w:val="3"/>
     </w:pPr>
     <w:rPr>
-      <w:rFonts w:eastAsiaTheme="majorEastAsia" w:cstheme="majorBidi"/>
+      <w:rFonts w:ascii="Gelasio" w:hAnsi="Gelasio" w:eastAsia="Gelasio" w:cs="Gelasio"/>
+      <w:b/>
+      <w:bCs/>
       <w:i/>
-      <w:iCs/>
-      <w:color w:val="0F4761" w:themeColor="accent1" w:themeShade="BF"/>
+      <w:color w:val="000000"/>
+      <w:sz w:val="28"/>
+      <w:szCs w:val="28"/>
     </w:rPr>
   </w:style>
   <w:style w:type="paragraph" w:styleId="Heading5">
@@ -794,12 +803,18 @@
     <w:pPr>
       <w:keepNext/>
       <w:keepLines/>
-      <w:spacing w:before="80" w:after="40"/>
+      <w:spacing w:before="240" w:after="120" w:line="340" w:lineRule="exact"/>
+      <w:ind w:firstLine="0"/>
       <w:outlineLvl w:val="4"/>
     </w:pPr>
     <w:rPr>
-      <w:rFonts w:eastAsiaTheme="majorEastAsia" w:cstheme="majorBidi"/>
-      <w:color w:val="0F4761" w:themeColor="accent1" w:themeShade="BF"/>
+      <w:rFonts w:ascii="Gelasio" w:hAnsi="Gelasio" w:eastAsia="Gelasio" w:cs="Gelasio"/>
+      <w:b/>
+      <w:bCs/>
+      <w:i/>
+      <w:color w:val="000000"/>
+      <w:sz w:val="28"/>
+      <w:szCs w:val="28"/>
     </w:rPr>
   </w:style>
   <w:style w:type="paragraph" w:styleId="Heading6">
@@ -1009,6 +1024,15 @@
       <w:color w:val="272727" w:themeColor="text1" w:themeTint="D8"/>
     </w:rPr>
   </w:style>
+  <w:style w:type="paragraph" w:customStyle="1" w:styleId="ListItem">
+    <w:name w:val="List Item"/>
+    <w:basedOn w:val="BodyText"/>
+    <w:qFormat/>
+    <w:pPr>
+      <w:spacing w:before="0" w:after="0" w:line="560" w:lineRule="exact"/>
+      <w:ind w:left="720" w:hanging="720"/>
+    </w:pPr>
+  </w:style>
   <w:style w:type="paragraph" w:styleId="BlockText">
     <w:name w:val="Block Text"/>
     <w:basedOn w:val="BodyText"/>
@@ -1017,8 +1041,8 @@
     <w:unhideWhenUsed/>
     <w:qFormat/>
     <w:pPr>
-      <w:spacing w:before="100" w:after="100"/>
-      <w:ind w:firstLine="0" w:left="480" w:right="480"/>
+      <w:spacing w:before="280" w:after="280" w:line="340" w:lineRule="exact"/>
+      <w:ind w:firstLine="0" w:left="720" w:right="720"/>
     </w:pPr>
   </w:style>
   <w:style w:type="paragraph" w:styleId="FootnoteText">
@@ -1028,6 +1052,14 @@
     <w:uiPriority w:val="9"/>
     <w:unhideWhenUsed/>
     <w:qFormat/>
+    <w:pPr>
+      <w:keepLines/>
+      <w:spacing w:before="0" w:after="140" w:line="340" w:lineRule="exact"/>
+    </w:pPr>
+    <w:rPr>
+      <w:sz w:val="28"/>
+      <w:szCs w:val="28"/>
+    </w:rPr>
   </w:style>
   <w:style w:type="paragraph" w:styleId="FootnoteBlockText">
     <w:name w:val="Footnote Block Text"/>
@@ -1037,8 +1069,8 @@
     <w:unhideWhenUsed/>
     <w:qFormat/>
     <w:pPr>
-      <w:spacing w:before="100" w:after="100"/>
-      <w:ind w:firstLine="0" w:left="480" w:right="480"/>
+      <w:spacing w:before="280" w:after="280"/>
+      <w:ind w:firstLine="0" w:left="720" w:right="720"/>
     </w:pPr>
   </w:style>
   <w:style w:type="character" w:default="1" w:styleId="DefaultParagraphFont">
@@ -1146,7 +1178,7 @@
     <w:name w:val="Hyperlink"/>
     <w:basedOn w:val="BodyTextChar"/>
     <w:rPr>
-      <w:color w:val="4F81BD" w:themeColor="accent1"/>
+      <w:color w:val="000000"/>
     </w:rPr>
   </w:style>
   <w:style w:type="paragraph" w:styleId="TOCHeading">
@@ -1167,24 +1199,568 @@
       <w:color w:val="365F91" w:themeColor="accent1" w:themeShade="BF"/>
     </w:rPr>
   </w:style>
-  <w:style w:type="paragraph" w:customStyle="1" w:styleId="Centered">
-    <w:name w:val="Centered"/>
-    <w:basedOn w:val="Normal"/>
-    <w:qFormat/>
-    <w:pPr>
-      <w:spacing w:after="0" w:line="240" w:lineRule="auto"/>
+  <w:style w:type="paragraph" w:customStyle="1" w:styleId="CABodyLast">
+    <w:name w:val="CA Body Last"/>
+    <w:basedOn w:val="BodyText"/>
+    <w:qFormat/>
+    <w:pPr>
+      <w:keepNext/>
+      <w:keepLines/>
+    </w:pPr>
+    <w:rPr/>
+  </w:style>
+  <w:style w:type="paragraph" w:customStyle="1" w:styleId="CASection">
+    <w:name w:val="CA Section"/>
+    <w:basedOn w:val="Normal"/>
+    <w:qFormat/>
+    <w:pPr>
+      <w:keepNext/>
+      <w:keepLines/>
+      <w:spacing w:before="420" w:after="308" w:line="340" w:lineRule="exact"/>
       <w:ind w:firstLine="0"/>
       <w:jc w:val="center"/>
-    </w:pPr>
-  </w:style>
-  <w:style w:type="paragraph" w:customStyle="1" w:styleId="Single">
-    <w:name w:val="Single"/>
-    <w:basedOn w:val="Normal"/>
-    <w:qFormat/>
-    <w:pPr>
-      <w:spacing w:after="200" w:line="240" w:lineRule="auto"/>
+      <w:outlineLvl w:val="0"/>
+    </w:pPr>
+    <w:rPr>
+      <w:b/>
+      <w:caps/>
+    </w:rPr>
+  </w:style>
+  <w:style w:type="paragraph" w:customStyle="1" w:styleId="CAHeadL2S0">
+    <w:name w:val="CA Heading L2 S0"/>
+    <w:basedOn w:val="Normal"/>
+    <w:qFormat/>
+    <w:pPr>
+      <w:keepNext/>
+      <w:keepLines/>
+      <w:tabs>
+        <w:tab w:val="left" w:pos="720"/>
+      </w:tabs>
+      <w:spacing w:before="308" w:after="252" w:line="340" w:lineRule="exact"/>
+      <w:ind w:left="720" w:hanging="720"/>
+      <w:jc w:val="left"/>
+      <w:outlineLvl w:val="1"/>
+    </w:pPr>
+    <w:rPr>
+      <w:b/>
+    </w:rPr>
+  </w:style>
+  <w:style w:type="paragraph" w:customStyle="1" w:styleId="CAHeadL2S1">
+    <w:name w:val="CA Heading L2 S1"/>
+    <w:basedOn w:val="Normal"/>
+    <w:qFormat/>
+    <w:pPr>
+      <w:keepNext/>
+      <w:keepLines/>
+      <w:tabs>
+        <w:tab w:val="left" w:pos="1440"/>
+      </w:tabs>
+      <w:spacing w:before="308" w:after="252" w:line="340" w:lineRule="exact"/>
+      <w:ind w:left="1440" w:hanging="720"/>
+      <w:jc w:val="left"/>
+      <w:outlineLvl w:val="1"/>
+    </w:pPr>
+    <w:rPr>
+      <w:b/>
+    </w:rPr>
+  </w:style>
+  <w:style w:type="paragraph" w:customStyle="1" w:styleId="CAHeadL2S2">
+    <w:name w:val="CA Heading L2 S2"/>
+    <w:basedOn w:val="Normal"/>
+    <w:qFormat/>
+    <w:pPr>
+      <w:keepNext/>
+      <w:keepLines/>
+      <w:tabs>
+        <w:tab w:val="left" w:pos="2160"/>
+      </w:tabs>
+      <w:spacing w:before="308" w:after="252" w:line="340" w:lineRule="exact"/>
+      <w:ind w:left="2160" w:hanging="720"/>
+      <w:jc w:val="left"/>
+      <w:outlineLvl w:val="1"/>
+    </w:pPr>
+    <w:rPr>
+      <w:b/>
+    </w:rPr>
+  </w:style>
+  <w:style w:type="paragraph" w:customStyle="1" w:styleId="CAHeadL2S3">
+    <w:name w:val="CA Heading L2 S3"/>
+    <w:basedOn w:val="Normal"/>
+    <w:qFormat/>
+    <w:pPr>
+      <w:keepNext/>
+      <w:keepLines/>
+      <w:tabs>
+        <w:tab w:val="left" w:pos="2880"/>
+      </w:tabs>
+      <w:spacing w:before="308" w:after="252" w:line="340" w:lineRule="exact"/>
+      <w:ind w:left="2880" w:hanging="720"/>
+      <w:jc w:val="left"/>
+      <w:outlineLvl w:val="1"/>
+    </w:pPr>
+    <w:rPr>
+      <w:b/>
+    </w:rPr>
+  </w:style>
+  <w:style w:type="paragraph" w:customStyle="1" w:styleId="CAHeadL2S4">
+    <w:name w:val="CA Heading L2 S4"/>
+    <w:basedOn w:val="Normal"/>
+    <w:qFormat/>
+    <w:pPr>
+      <w:keepNext/>
+      <w:keepLines/>
+      <w:tabs>
+        <w:tab w:val="left" w:pos="3600"/>
+      </w:tabs>
+      <w:spacing w:before="308" w:after="252" w:line="340" w:lineRule="exact"/>
+      <w:ind w:left="3600" w:hanging="720"/>
+      <w:jc w:val="left"/>
+      <w:outlineLvl w:val="1"/>
+    </w:pPr>
+    <w:rPr>
+      <w:b/>
+    </w:rPr>
+  </w:style>
+  <w:style w:type="paragraph" w:customStyle="1" w:styleId="CAHeadL3S0">
+    <w:name w:val="CA Heading L3 S0"/>
+    <w:basedOn w:val="Normal"/>
+    <w:qFormat/>
+    <w:pPr>
+      <w:keepNext/>
+      <w:keepLines/>
+      <w:tabs>
+        <w:tab w:val="left" w:pos="720"/>
+      </w:tabs>
+      <w:spacing w:before="308" w:after="252" w:line="340" w:lineRule="exact"/>
+      <w:ind w:left="720" w:hanging="720"/>
+      <w:jc w:val="left"/>
+      <w:outlineLvl w:val="2"/>
+    </w:pPr>
+    <w:rPr>
+      <w:b/>
+    </w:rPr>
+  </w:style>
+  <w:style w:type="paragraph" w:customStyle="1" w:styleId="CAHeadL3S1">
+    <w:name w:val="CA Heading L3 S1"/>
+    <w:basedOn w:val="Normal"/>
+    <w:qFormat/>
+    <w:pPr>
+      <w:keepNext/>
+      <w:keepLines/>
+      <w:tabs>
+        <w:tab w:val="left" w:pos="1440"/>
+      </w:tabs>
+      <w:spacing w:before="308" w:after="252" w:line="340" w:lineRule="exact"/>
+      <w:ind w:left="1440" w:hanging="720"/>
+      <w:jc w:val="left"/>
+      <w:outlineLvl w:val="2"/>
+    </w:pPr>
+    <w:rPr>
+      <w:b/>
+    </w:rPr>
+  </w:style>
+  <w:style w:type="paragraph" w:customStyle="1" w:styleId="CAHeadL3S2">
+    <w:name w:val="CA Heading L3 S2"/>
+    <w:basedOn w:val="Normal"/>
+    <w:qFormat/>
+    <w:pPr>
+      <w:keepNext/>
+      <w:keepLines/>
+      <w:tabs>
+        <w:tab w:val="left" w:pos="2160"/>
+      </w:tabs>
+      <w:spacing w:before="308" w:after="252" w:line="340" w:lineRule="exact"/>
+      <w:ind w:left="2160" w:hanging="720"/>
+      <w:jc w:val="left"/>
+      <w:outlineLvl w:val="2"/>
+    </w:pPr>
+    <w:rPr>
+      <w:b/>
+    </w:rPr>
+  </w:style>
+  <w:style w:type="paragraph" w:customStyle="1" w:styleId="CAHeadL3S3">
+    <w:name w:val="CA Heading L3 S3"/>
+    <w:basedOn w:val="Normal"/>
+    <w:qFormat/>
+    <w:pPr>
+      <w:keepNext/>
+      <w:keepLines/>
+      <w:tabs>
+        <w:tab w:val="left" w:pos="2880"/>
+      </w:tabs>
+      <w:spacing w:before="308" w:after="252" w:line="340" w:lineRule="exact"/>
+      <w:ind w:left="2880" w:hanging="720"/>
+      <w:jc w:val="left"/>
+      <w:outlineLvl w:val="2"/>
+    </w:pPr>
+    <w:rPr>
+      <w:b/>
+    </w:rPr>
+  </w:style>
+  <w:style w:type="paragraph" w:customStyle="1" w:styleId="CAHeadL3S4">
+    <w:name w:val="CA Heading L3 S4"/>
+    <w:basedOn w:val="Normal"/>
+    <w:qFormat/>
+    <w:pPr>
+      <w:keepNext/>
+      <w:keepLines/>
+      <w:tabs>
+        <w:tab w:val="left" w:pos="3600"/>
+      </w:tabs>
+      <w:spacing w:before="308" w:after="252" w:line="340" w:lineRule="exact"/>
+      <w:ind w:left="3600" w:hanging="720"/>
+      <w:jc w:val="left"/>
+      <w:outlineLvl w:val="2"/>
+    </w:pPr>
+    <w:rPr>
+      <w:b/>
+    </w:rPr>
+  </w:style>
+  <w:style w:type="paragraph" w:customStyle="1" w:styleId="CAHeadL4S0">
+    <w:name w:val="CA Heading L4 S0"/>
+    <w:basedOn w:val="Normal"/>
+    <w:qFormat/>
+    <w:pPr>
+      <w:keepNext/>
+      <w:keepLines/>
+      <w:tabs>
+        <w:tab w:val="left" w:pos="720"/>
+      </w:tabs>
+      <w:spacing w:before="308" w:after="252" w:line="340" w:lineRule="exact"/>
+      <w:ind w:left="720" w:hanging="720"/>
+      <w:jc w:val="left"/>
+      <w:outlineLvl w:val="3"/>
+    </w:pPr>
+    <w:rPr>
+      <w:b/>
+    </w:rPr>
+  </w:style>
+  <w:style w:type="paragraph" w:customStyle="1" w:styleId="CAHeadL4S1">
+    <w:name w:val="CA Heading L4 S1"/>
+    <w:basedOn w:val="Normal"/>
+    <w:qFormat/>
+    <w:pPr>
+      <w:keepNext/>
+      <w:keepLines/>
+      <w:tabs>
+        <w:tab w:val="left" w:pos="1440"/>
+      </w:tabs>
+      <w:spacing w:before="308" w:after="252" w:line="340" w:lineRule="exact"/>
+      <w:ind w:left="1440" w:hanging="720"/>
+      <w:jc w:val="left"/>
+      <w:outlineLvl w:val="3"/>
+    </w:pPr>
+    <w:rPr>
+      <w:b/>
+    </w:rPr>
+  </w:style>
+  <w:style w:type="paragraph" w:customStyle="1" w:styleId="CAHeadL4S2">
+    <w:name w:val="CA Heading L4 S2"/>
+    <w:basedOn w:val="Normal"/>
+    <w:qFormat/>
+    <w:pPr>
+      <w:keepNext/>
+      <w:keepLines/>
+      <w:tabs>
+        <w:tab w:val="left" w:pos="2160"/>
+      </w:tabs>
+      <w:spacing w:before="308" w:after="252" w:line="340" w:lineRule="exact"/>
+      <w:ind w:left="2160" w:hanging="720"/>
+      <w:jc w:val="left"/>
+      <w:outlineLvl w:val="3"/>
+    </w:pPr>
+    <w:rPr>
+      <w:b/>
+    </w:rPr>
+  </w:style>
+  <w:style w:type="paragraph" w:customStyle="1" w:styleId="CAHeadL4S3">
+    <w:name w:val="CA Heading L4 S3"/>
+    <w:basedOn w:val="Normal"/>
+    <w:qFormat/>
+    <w:pPr>
+      <w:keepNext/>
+      <w:keepLines/>
+      <w:tabs>
+        <w:tab w:val="left" w:pos="2880"/>
+      </w:tabs>
+      <w:spacing w:before="308" w:after="252" w:line="340" w:lineRule="exact"/>
+      <w:ind w:left="2880" w:hanging="720"/>
+      <w:jc w:val="left"/>
+      <w:outlineLvl w:val="3"/>
+    </w:pPr>
+    <w:rPr>
+      <w:b/>
+    </w:rPr>
+  </w:style>
+  <w:style w:type="paragraph" w:customStyle="1" w:styleId="CAHeadL4S4">
+    <w:name w:val="CA Heading L4 S4"/>
+    <w:basedOn w:val="Normal"/>
+    <w:qFormat/>
+    <w:pPr>
+      <w:keepNext/>
+      <w:keepLines/>
+      <w:tabs>
+        <w:tab w:val="left" w:pos="3600"/>
+      </w:tabs>
+      <w:spacing w:before="308" w:after="252" w:line="340" w:lineRule="exact"/>
+      <w:ind w:left="3600" w:hanging="720"/>
+      <w:jc w:val="left"/>
+      <w:outlineLvl w:val="3"/>
+    </w:pPr>
+    <w:rPr>
+      <w:b/>
+    </w:rPr>
+  </w:style>
+  <w:style w:type="paragraph" w:customStyle="1" w:styleId="CAHeadL5S0">
+    <w:name w:val="CA Heading L5 S0"/>
+    <w:basedOn w:val="Normal"/>
+    <w:qFormat/>
+    <w:pPr>
+      <w:keepNext/>
+      <w:keepLines/>
+      <w:tabs>
+        <w:tab w:val="left" w:pos="720"/>
+      </w:tabs>
+      <w:spacing w:before="308" w:after="252" w:line="340" w:lineRule="exact"/>
+      <w:ind w:left="720" w:hanging="720"/>
+      <w:jc w:val="left"/>
+      <w:outlineLvl w:val="4"/>
+    </w:pPr>
+    <w:rPr>
+      <w:b/>
+    </w:rPr>
+  </w:style>
+  <w:style w:type="paragraph" w:customStyle="1" w:styleId="CAHeadL5S1">
+    <w:name w:val="CA Heading L5 S1"/>
+    <w:basedOn w:val="Normal"/>
+    <w:qFormat/>
+    <w:pPr>
+      <w:keepNext/>
+      <w:keepLines/>
+      <w:tabs>
+        <w:tab w:val="left" w:pos="1440"/>
+      </w:tabs>
+      <w:spacing w:before="308" w:after="252" w:line="340" w:lineRule="exact"/>
+      <w:ind w:left="1440" w:hanging="720"/>
+      <w:jc w:val="left"/>
+      <w:outlineLvl w:val="4"/>
+    </w:pPr>
+    <w:rPr>
+      <w:b/>
+    </w:rPr>
+  </w:style>
+  <w:style w:type="paragraph" w:customStyle="1" w:styleId="CAHeadL5S2">
+    <w:name w:val="CA Heading L5 S2"/>
+    <w:basedOn w:val="Normal"/>
+    <w:qFormat/>
+    <w:pPr>
+      <w:keepNext/>
+      <w:keepLines/>
+      <w:tabs>
+        <w:tab w:val="left" w:pos="2160"/>
+      </w:tabs>
+      <w:spacing w:before="308" w:after="252" w:line="340" w:lineRule="exact"/>
+      <w:ind w:left="2160" w:hanging="720"/>
+      <w:jc w:val="left"/>
+      <w:outlineLvl w:val="4"/>
+    </w:pPr>
+    <w:rPr>
+      <w:b/>
+    </w:rPr>
+  </w:style>
+  <w:style w:type="paragraph" w:customStyle="1" w:styleId="CAHeadL5S3">
+    <w:name w:val="CA Heading L5 S3"/>
+    <w:basedOn w:val="Normal"/>
+    <w:qFormat/>
+    <w:pPr>
+      <w:keepNext/>
+      <w:keepLines/>
+      <w:tabs>
+        <w:tab w:val="left" w:pos="2880"/>
+      </w:tabs>
+      <w:spacing w:before="308" w:after="252" w:line="340" w:lineRule="exact"/>
+      <w:ind w:left="2880" w:hanging="720"/>
+      <w:jc w:val="left"/>
+      <w:outlineLvl w:val="4"/>
+    </w:pPr>
+    <w:rPr>
+      <w:b/>
+    </w:rPr>
+  </w:style>
+  <w:style w:type="paragraph" w:customStyle="1" w:styleId="CAHeadL5S4">
+    <w:name w:val="CA Heading L5 S4"/>
+    <w:basedOn w:val="Normal"/>
+    <w:qFormat/>
+    <w:pPr>
+      <w:keepNext/>
+      <w:keepLines/>
+      <w:tabs>
+        <w:tab w:val="left" w:pos="3600"/>
+      </w:tabs>
+      <w:spacing w:before="308" w:after="252" w:line="340" w:lineRule="exact"/>
+      <w:ind w:left="3600" w:hanging="720"/>
+      <w:jc w:val="left"/>
+      <w:outlineLvl w:val="4"/>
+    </w:pPr>
+    <w:rPr>
+      <w:b/>
+    </w:rPr>
+  </w:style>
+  <w:style w:type="paragraph" w:customStyle="1" w:styleId="CACentered">
+    <w:name w:val="CA Centered"/>
+    <w:basedOn w:val="Normal"/>
+    <w:qFormat/>
+    <w:pPr>
+      <w:spacing w:before="0" w:after="0" w:line="340" w:lineRule="exact"/>
       <w:ind w:firstLine="0"/>
-    </w:pPr>
+      <w:jc w:val="center"/>
+    </w:pPr>
+    <w:rPr/>
+  </w:style>
+  <w:style w:type="paragraph" w:customStyle="1" w:styleId="CACounsel">
+    <w:name w:val="CA Counsel"/>
+    <w:basedOn w:val="Normal"/>
+    <w:qFormat/>
+    <w:pPr>
+      <w:spacing w:before="0" w:after="0" w:line="340" w:lineRule="exact"/>
+      <w:ind w:firstLine="0"/>
+      <w:jc w:val="left"/>
+    </w:pPr>
+    <w:rPr/>
+  </w:style>
+  <w:style w:type="paragraph" w:customStyle="1" w:styleId="CATocTop">
+    <w:name w:val="CA TOC 1"/>
+    <w:basedOn w:val="Normal"/>
+    <w:qFormat/>
+    <w:pPr>
+      <w:keepLines/>
+      <w:tabs>
+        <w:tab w:val="right" w:leader="dot" w:pos="9360"/>
+      </w:tabs>
+      <w:spacing w:before="168" w:after="0" w:line="340" w:lineRule="exact"/>
+      <w:ind w:left="720" w:right="720" w:hanging="720"/>
+    </w:pPr>
+    <w:rPr/>
+  </w:style>
+  <w:style w:type="paragraph" w:customStyle="1" w:styleId="CATocS0">
+    <w:name w:val="CA TOC Entry S0"/>
+    <w:basedOn w:val="Normal"/>
+    <w:qFormat/>
+    <w:pPr>
+      <w:keepLines/>
+      <w:tabs>
+        <w:tab w:val="left" w:leader="none" w:pos="720"/>
+        <w:tab w:val="right" w:leader="dot" w:pos="9360"/>
+      </w:tabs>
+      <w:spacing w:before="98" w:after="0" w:line="340" w:lineRule="exact"/>
+      <w:ind w:left="720" w:right="720" w:hanging="720"/>
+    </w:pPr>
+    <w:rPr/>
+  </w:style>
+  <w:style w:type="paragraph" w:customStyle="1" w:styleId="CATocS1">
+    <w:name w:val="CA TOC Entry S1"/>
+    <w:basedOn w:val="Normal"/>
+    <w:qFormat/>
+    <w:pPr>
+      <w:keepLines/>
+      <w:tabs>
+        <w:tab w:val="left" w:leader="none" w:pos="1440"/>
+        <w:tab w:val="right" w:leader="dot" w:pos="9360"/>
+      </w:tabs>
+      <w:spacing w:before="98" w:after="0" w:line="340" w:lineRule="exact"/>
+      <w:ind w:left="1440" w:right="720" w:hanging="720"/>
+    </w:pPr>
+    <w:rPr/>
+  </w:style>
+  <w:style w:type="paragraph" w:customStyle="1" w:styleId="CATocS2">
+    <w:name w:val="CA TOC Entry S2"/>
+    <w:basedOn w:val="Normal"/>
+    <w:qFormat/>
+    <w:pPr>
+      <w:keepLines/>
+      <w:tabs>
+        <w:tab w:val="left" w:leader="none" w:pos="2160"/>
+        <w:tab w:val="right" w:leader="dot" w:pos="9360"/>
+      </w:tabs>
+      <w:spacing w:before="98" w:after="0" w:line="340" w:lineRule="exact"/>
+      <w:ind w:left="2160" w:right="720" w:hanging="720"/>
+    </w:pPr>
+    <w:rPr/>
+  </w:style>
+  <w:style w:type="paragraph" w:customStyle="1" w:styleId="CATocS3">
+    <w:name w:val="CA TOC Entry S3"/>
+    <w:basedOn w:val="Normal"/>
+    <w:qFormat/>
+    <w:pPr>
+      <w:keepLines/>
+      <w:tabs>
+        <w:tab w:val="left" w:leader="none" w:pos="2880"/>
+        <w:tab w:val="right" w:leader="dot" w:pos="9360"/>
+      </w:tabs>
+      <w:spacing w:before="98" w:after="0" w:line="340" w:lineRule="exact"/>
+      <w:ind w:left="2880" w:right="720" w:hanging="720"/>
+    </w:pPr>
+    <w:rPr/>
+  </w:style>
+  <w:style w:type="paragraph" w:customStyle="1" w:styleId="CATocS4">
+    <w:name w:val="CA TOC Entry S4"/>
+    <w:basedOn w:val="Normal"/>
+    <w:qFormat/>
+    <w:pPr>
+      <w:keepLines/>
+      <w:tabs>
+        <w:tab w:val="left" w:leader="none" w:pos="3600"/>
+        <w:tab w:val="right" w:leader="dot" w:pos="9360"/>
+      </w:tabs>
+      <w:spacing w:before="98" w:after="0" w:line="340" w:lineRule="exact"/>
+      <w:ind w:left="3600" w:right="720" w:hanging="720"/>
+    </w:pPr>
+    <w:rPr/>
+  </w:style>
+  <w:style w:type="paragraph" w:customStyle="1" w:styleId="CATocPage">
+    <w:name w:val="CA TOC Page"/>
+    <w:basedOn w:val="Normal"/>
+    <w:qFormat/>
+    <w:pPr>
+      <w:keepNext/>
+      <w:spacing w:before="84" w:after="0" w:line="340" w:lineRule="exact"/>
+      <w:ind w:firstLine="0"/>
+      <w:jc w:val="right"/>
+    </w:pPr>
+    <w:rPr>
+      <w:b/>
+      <w:u w:val="single"/>
+    </w:rPr>
+  </w:style>
+  <w:style w:type="paragraph" w:customStyle="1" w:styleId="CAToaGroup">
+    <w:name w:val="CA TOA Group"/>
+    <w:basedOn w:val="Normal"/>
+    <w:qFormat/>
+    <w:pPr>
+      <w:keepNext/>
+      <w:tabs>
+        <w:tab w:val="right" w:pos="9360"/>
+      </w:tabs>
+      <w:spacing w:before="392" w:after="56" w:line="340" w:lineRule="exact"/>
+      <w:ind w:firstLine="0"/>
+    </w:pPr>
+    <w:rPr>
+      <w:b/>
+    </w:rPr>
+  </w:style>
+  <w:style w:type="paragraph" w:customStyle="1" w:styleId="CAToaEntry">
+    <w:name w:val="CA TOA Entry"/>
+    <w:basedOn w:val="Normal"/>
+    <w:qFormat/>
+    <w:pPr>
+      <w:keepLines/>
+      <w:tabs>
+        <w:tab w:val="right" w:leader="dot" w:pos="9360"/>
+      </w:tabs>
+      <w:spacing w:before="140" w:after="0" w:line="340" w:lineRule="exact"/>
+      <w:ind w:left="504" w:right="1120" w:hanging="504"/>
+    </w:pPr>
+    <w:rPr/>
   </w:style>
 </w:styles>
 </file>

--- a/courts/eighth-circuit/court-of-appeals/reply-brief/docx/reference.docx
+++ b/courts/eighth-circuit/court-of-appeals/reply-brief/docx/reference.docx
@@ -510,7 +510,7 @@
   <w:docDefaults>
     <w:rPrDefault>
       <w:rPr>
-        <w:rFonts w:ascii="Gelasio" w:hAnsi="Gelasio" w:eastAsia="Gelasio" w:cs="Gelasio"/>
+        <w:rFonts w:ascii="Times New Roman" w:hAnsi="Times New Roman" w:eastAsia="Times New Roman" w:cs="Times New Roman"/>
         <w:sz w:val="28"/>
         <w:szCs w:val="28"/>
         <w:lang w:val="en-US" w:eastAsia="zh-CN" w:bidi="ar-SA"/>
@@ -702,7 +702,7 @@
       <w:outlineLvl w:val="0"/>
     </w:pPr>
     <w:rPr>
-      <w:rFonts w:ascii="Gelasio" w:hAnsi="Gelasio" w:eastAsia="Gelasio" w:cs="Gelasio"/>
+      <w:rFonts w:ascii="Times New Roman" w:hAnsi="Times New Roman" w:eastAsia="Times New Roman" w:cs="Times New Roman"/>
       <w:b/>
       <w:bCs/>
       <w:caps/>
@@ -729,7 +729,7 @@
       <w:outlineLvl w:val="1"/>
     </w:pPr>
     <w:rPr>
-      <w:rFonts w:ascii="Gelasio" w:hAnsi="Gelasio" w:eastAsia="Gelasio" w:cs="Gelasio"/>
+      <w:rFonts w:ascii="Times New Roman" w:hAnsi="Times New Roman" w:eastAsia="Times New Roman" w:cs="Times New Roman"/>
       <w:b/>
       <w:bCs/>
       <w:color w:val="000000"/>
@@ -755,7 +755,7 @@
       <w:outlineLvl w:val="2"/>
     </w:pPr>
     <w:rPr>
-      <w:rFonts w:ascii="Gelasio" w:hAnsi="Gelasio" w:eastAsia="Gelasio" w:cs="Gelasio"/>
+      <w:rFonts w:ascii="Times New Roman" w:hAnsi="Times New Roman" w:eastAsia="Times New Roman" w:cs="Times New Roman"/>
       <w:b/>
       <w:bCs/>
       <w:color w:val="000000"/>
@@ -781,7 +781,7 @@
       <w:outlineLvl w:val="3"/>
     </w:pPr>
     <w:rPr>
-      <w:rFonts w:ascii="Gelasio" w:hAnsi="Gelasio" w:eastAsia="Gelasio" w:cs="Gelasio"/>
+      <w:rFonts w:ascii="Times New Roman" w:hAnsi="Times New Roman" w:eastAsia="Times New Roman" w:cs="Times New Roman"/>
       <w:b/>
       <w:bCs/>
       <w:i/>
@@ -808,7 +808,7 @@
       <w:outlineLvl w:val="4"/>
     </w:pPr>
     <w:rPr>
-      <w:rFonts w:ascii="Gelasio" w:hAnsi="Gelasio" w:eastAsia="Gelasio" w:cs="Gelasio"/>
+      <w:rFonts w:ascii="Times New Roman" w:hAnsi="Times New Roman" w:eastAsia="Times New Roman" w:cs="Times New Roman"/>
       <w:b/>
       <w:bCs/>
       <w:i/>
